--- a/data/revised_2026-10_full/outputs/v2/Physics/SS4.2_Introduction_to_Space_Physics/Physics_Introduction_to_Space_Physics_FinalExplanation.docx
+++ b/data/revised_2026-10_full/outputs/v2/Physics/SS4.2_Introduction_to_Space_Physics/Physics_Introduction_to_Space_Physics_FinalExplanation.docx
@@ -2091,7 +2091,7 @@
         </w:rPr>
         <w:t xml:space="preserve">© 2026 SeaVuria and ARES. This work is licensed under a </w:t>
       </w:r>
-      <w:hyperlink w:history="1" r:id="rIdbqabtvez75bckbhya8-ro">
+      <w:hyperlink w:history="1" r:id="rIdweyo2z10gbeijffxigc5r">
         <w:r>
           <w:rPr>
             <w:rFonts w:ascii="Arial" w:cs="Arial" w:eastAsia="Arial" w:hAnsi="Arial"/>
@@ -2111,7 +2111,7 @@
         </w:rPr>
         <w:t xml:space="preserve"> (</w:t>
       </w:r>
-      <w:hyperlink w:history="1" r:id="rIditm4_1kxq7ebwvcr1tyd9">
+      <w:hyperlink w:history="1" r:id="rIdbed55zjo19sjjcj9v8ncy">
         <w:r>
           <w:rPr>
             <w:rFonts w:ascii="Arial" w:cs="Arial" w:eastAsia="Arial" w:hAnsi="Arial"/>
@@ -2131,7 +2131,7 @@
         </w:rPr>
         <w:t xml:space="preserve">). To view a copy of this license, visit </w:t>
       </w:r>
-      <w:hyperlink w:history="1" r:id="rIdbgazqu1rcm75af3_tjf9l">
+      <w:hyperlink w:history="1" r:id="rIdsdae-lswtdrtxjrcgnejz">
         <w:r>
           <w:rPr>
             <w:rFonts w:ascii="Arial" w:cs="Arial" w:eastAsia="Arial" w:hAnsi="Arial"/>
